--- a/Documents/Project BIT2019_42945.docx
+++ b/Documents/Project BIT2019_42945.docx
@@ -288,7 +288,29 @@
           <w:szCs w:val="24"/>
           <w:lang w:val="en-US"/>
         </w:rPr>
-        <w:t>MWAI, Elena</w:t>
+        <w:t>CHOGI</w:t>
+      </w:r>
+      <w:r>
+        <w:rPr>
+          <w:rFonts w:ascii="Times New Roman" w:hAnsi="Times New Roman" w:cs="Times New Roman"/>
+          <w:b/>
+          <w:bCs/>
+          <w:sz w:val="24"/>
+          <w:szCs w:val="24"/>
+          <w:lang w:val="en-US"/>
+        </w:rPr>
+        <w:t xml:space="preserve">, </w:t>
+      </w:r>
+      <w:r>
+        <w:rPr>
+          <w:rFonts w:ascii="Times New Roman" w:hAnsi="Times New Roman" w:cs="Times New Roman"/>
+          <w:b/>
+          <w:bCs/>
+          <w:sz w:val="24"/>
+          <w:szCs w:val="24"/>
+          <w:lang w:val="en-US"/>
+        </w:rPr>
+        <w:t>Bernard</w:t>
       </w:r>
     </w:p>
     <w:p>
@@ -380,24 +402,25 @@
           <w:rFonts w:ascii="Times New Roman" w:hAnsi="Times New Roman" w:cs="Times New Roman"/>
           <w:sz w:val="24"/>
           <w:szCs w:val="24"/>
-        </w:rPr>
-      </w:pPr>
-      <w:r>
-        <w:rPr>
-          <w:rFonts w:ascii="Times New Roman" w:hAnsi="Times New Roman" w:cs="Times New Roman"/>
-          <w:sz w:val="24"/>
-          <w:szCs w:val="24"/>
-        </w:rPr>
-        <w:t>Date: June</w:t>
-      </w:r>
-      <w:r>
-        <w:rPr>
-          <w:rFonts w:ascii="Times New Roman" w:hAnsi="Times New Roman" w:cs="Times New Roman"/>
-          <w:sz w:val="24"/>
-          <w:szCs w:val="24"/>
           <w:lang w:val="en-US"/>
         </w:rPr>
-        <w:t xml:space="preserve"> 10</w:t>
+      </w:pPr>
+      <w:r>
+        <w:rPr>
+          <w:rFonts w:ascii="Times New Roman" w:hAnsi="Times New Roman" w:cs="Times New Roman"/>
+          <w:sz w:val="24"/>
+          <w:szCs w:val="24"/>
+        </w:rPr>
+        <w:t xml:space="preserve">Date: </w:t>
+      </w:r>
+      <w:r>
+        <w:rPr>
+          <w:rFonts w:ascii="Times New Roman" w:hAnsi="Times New Roman" w:cs="Times New Roman"/>
+          <w:sz w:val="24"/>
+          <w:szCs w:val="24"/>
+          <w:lang w:val="en-US"/>
+        </w:rPr>
+        <w:t>2</w:t>
       </w:r>
       <w:r>
         <w:rPr>
@@ -407,7 +430,7 @@
           <w:vertAlign w:val="superscript"/>
           <w:lang w:val="en-US"/>
         </w:rPr>
-        <w:t>th</w:t>
+        <w:t>nd</w:t>
       </w:r>
       <w:r>
         <w:rPr>
@@ -416,16 +439,10 @@
           <w:szCs w:val="24"/>
           <w:lang w:val="en-US"/>
         </w:rPr>
-        <w:t xml:space="preserve"> </w:t>
-      </w:r>
-      <w:r>
-        <w:rPr>
-          <w:rFonts w:ascii="Times New Roman" w:hAnsi="Times New Roman" w:cs="Times New Roman"/>
-          <w:sz w:val="24"/>
-          <w:szCs w:val="24"/>
-        </w:rPr>
-        <w:t>2026</w:t>
-      </w:r>
+        <w:t xml:space="preserve"> July 2026</w:t>
+      </w:r>
+      <w:bookmarkStart w:id="1" w:name="_GoBack"/>
+      <w:bookmarkEnd w:id="1"/>
     </w:p>
     <w:p>
       <w:pPr>
@@ -456,7 +473,7 @@
           <w:szCs w:val="24"/>
         </w:rPr>
       </w:pPr>
-      <w:bookmarkStart w:id="1" w:name="_Toc232000228"/>
+      <w:bookmarkStart w:id="2" w:name="_Toc232000228"/>
       <w:r>
         <w:rPr>
           <w:rFonts w:ascii="Times New Roman" w:hAnsi="Times New Roman" w:cs="Times New Roman"/>
@@ -475,7 +492,7 @@
         </w:rPr>
         <w:t>Declaration</w:t>
       </w:r>
-      <w:bookmarkEnd w:id="1"/>
+      <w:bookmarkEnd w:id="2"/>
     </w:p>
     <w:p>
       <w:pPr>
@@ -486,7 +503,7 @@
           <w:lang w:val="en-US"/>
         </w:rPr>
       </w:pPr>
-      <w:bookmarkStart w:id="2" w:name="_Toc232000229"/>
+      <w:bookmarkStart w:id="3" w:name="_Toc232000229"/>
       <w:r>
         <w:rPr>
           <w:rFonts w:ascii="Times New Roman" w:hAnsi="Times New Roman" w:cs="Times New Roman"/>
@@ -495,7 +512,7 @@
         </w:rPr>
         <w:t>Student Declaration</w:t>
       </w:r>
-      <w:bookmarkEnd w:id="2"/>
+      <w:bookmarkEnd w:id="3"/>
     </w:p>
     <w:p>
       <w:pPr>
@@ -625,7 +642,7 @@
           <w:color w:val="000000" w:themeColor="text1"/>
         </w:rPr>
       </w:pPr>
-      <w:bookmarkStart w:id="3" w:name="_Toc232000230"/>
+      <w:bookmarkStart w:id="4" w:name="_Toc232000230"/>
       <w:r>
         <w:rPr>
           <w:rFonts w:ascii="Times New Roman" w:hAnsi="Times New Roman" w:cs="Times New Roman"/>
@@ -633,7 +650,7 @@
         </w:rPr>
         <w:t>Supervisor Declaration</w:t>
       </w:r>
-      <w:bookmarkEnd w:id="3"/>
+      <w:bookmarkEnd w:id="4"/>
     </w:p>
     <w:p>
       <w:pPr>
@@ -727,7 +744,7 @@
           <w:szCs w:val="24"/>
         </w:rPr>
       </w:pPr>
-      <w:bookmarkStart w:id="4" w:name="_Toc232000231"/>
+      <w:bookmarkStart w:id="5" w:name="_Toc232000231"/>
       <w:r>
         <w:rPr>
           <w:rFonts w:ascii="Times New Roman" w:hAnsi="Times New Roman" w:cs="Times New Roman"/>
@@ -737,7 +754,7 @@
         <w:lastRenderedPageBreak/>
         <w:t>ABSTRACT</w:t>
       </w:r>
-      <w:bookmarkEnd w:id="4"/>
+      <w:bookmarkEnd w:id="5"/>
     </w:p>
     <w:p>
       <w:pPr>
@@ -876,7 +893,7 @@
           <w:szCs w:val="24"/>
         </w:rPr>
       </w:pPr>
-      <w:bookmarkStart w:id="5" w:name="_Toc232000232"/>
+      <w:bookmarkStart w:id="6" w:name="_Toc232000232"/>
       <w:r>
         <w:rPr>
           <w:rFonts w:ascii="Times New Roman" w:hAnsi="Times New Roman" w:cs="Times New Roman"/>
@@ -897,7 +914,7 @@
         </w:rPr>
         <w:t>List of Abbreviations</w:t>
       </w:r>
-      <w:bookmarkEnd w:id="5"/>
+      <w:bookmarkEnd w:id="6"/>
     </w:p>
     <w:tbl>
       <w:tblPr>
@@ -1702,7 +1719,7 @@
           <w:docGrid w:linePitch="360"/>
         </w:sectPr>
       </w:pPr>
-      <w:bookmarkStart w:id="6" w:name="_Toc232000286"/>
+      <w:bookmarkStart w:id="7" w:name="_Toc232000286"/>
       <w:r>
         <w:rPr>
           <w:color w:val="000000" w:themeColor="text1"/>
@@ -1747,7 +1764,7 @@
         </w:rPr>
         <w:t>: Abbreviations</w:t>
       </w:r>
-      <w:bookmarkEnd w:id="6"/>
+      <w:bookmarkEnd w:id="7"/>
     </w:p>
     <w:p>
       <w:pPr>
@@ -1761,6 +1778,13 @@
     </w:p>
     <w:sdt>
       <w:sdtPr>
+        <w:rPr>
+          <w:rFonts w:ascii="Arial" w:eastAsia="Arial" w:hAnsi="Arial" w:cs="Arial"/>
+          <w:color w:val="auto"/>
+          <w:sz w:val="22"/>
+          <w:szCs w:val="22"/>
+          <w:lang w:val="en-KE" w:eastAsia="en-KE"/>
+        </w:rPr>
         <w:id w:val="-1976831864"/>
         <w:docPartObj>
           <w:docPartGallery w:val="Table of Contents"/>
@@ -1769,14 +1793,9 @@
       </w:sdtPr>
       <w:sdtEndPr>
         <w:rPr>
-          <w:rFonts w:ascii="Arial" w:eastAsia="Arial" w:hAnsi="Arial" w:cs="Arial"/>
           <w:b/>
           <w:bCs/>
           <w:noProof/>
-          <w:color w:val="auto"/>
-          <w:sz w:val="22"/>
-          <w:szCs w:val="22"/>
-          <w:lang w:val="en-KE" w:eastAsia="en-KE"/>
         </w:rPr>
       </w:sdtEndPr>
       <w:sdtContent>
@@ -6882,7 +6901,7 @@
           <w:szCs w:val="24"/>
         </w:rPr>
       </w:pPr>
-      <w:bookmarkStart w:id="7" w:name="_Toc232000233"/>
+      <w:bookmarkStart w:id="8" w:name="_Toc232000233"/>
       <w:r>
         <w:rPr>
           <w:rFonts w:ascii="Times New Roman" w:hAnsi="Times New Roman" w:cs="Times New Roman"/>
@@ -6892,7 +6911,7 @@
         <w:lastRenderedPageBreak/>
         <w:t>CHAPTER ONE: INTRODUCTION</w:t>
       </w:r>
-      <w:bookmarkEnd w:id="7"/>
+      <w:bookmarkEnd w:id="8"/>
     </w:p>
     <w:p>
       <w:pPr>
@@ -6903,7 +6922,7 @@
           <w:color w:val="000000" w:themeColor="text1"/>
         </w:rPr>
       </w:pPr>
-      <w:bookmarkStart w:id="8" w:name="_Toc232000234"/>
+      <w:bookmarkStart w:id="9" w:name="_Toc232000234"/>
       <w:r>
         <w:rPr>
           <w:rFonts w:ascii="Times New Roman" w:hAnsi="Times New Roman" w:cs="Times New Roman"/>
@@ -6911,7 +6930,7 @@
         </w:rPr>
         <w:t>1.1 Background</w:t>
       </w:r>
-      <w:bookmarkEnd w:id="8"/>
+      <w:bookmarkEnd w:id="9"/>
     </w:p>
     <w:p>
       <w:pPr>
@@ -7088,7 +7107,7 @@
           <w:color w:val="000000" w:themeColor="text1"/>
         </w:rPr>
       </w:pPr>
-      <w:bookmarkStart w:id="9" w:name="_Toc232000235"/>
+      <w:bookmarkStart w:id="10" w:name="_Toc232000235"/>
       <w:r>
         <w:rPr>
           <w:rFonts w:ascii="Times New Roman" w:hAnsi="Times New Roman" w:cs="Times New Roman"/>
@@ -7096,7 +7115,7 @@
         </w:rPr>
         <w:t>1.2 Problem Statement</w:t>
       </w:r>
-      <w:bookmarkEnd w:id="9"/>
+      <w:bookmarkEnd w:id="10"/>
     </w:p>
     <w:p>
       <w:pPr>
@@ -7566,7 +7585,7 @@
           <w:color w:val="000000" w:themeColor="text1"/>
         </w:rPr>
       </w:pPr>
-      <w:bookmarkStart w:id="10" w:name="_Toc232000236"/>
+      <w:bookmarkStart w:id="11" w:name="_Toc232000236"/>
       <w:r>
         <w:rPr>
           <w:rFonts w:ascii="Times New Roman" w:hAnsi="Times New Roman" w:cs="Times New Roman"/>
@@ -7574,7 +7593,7 @@
         </w:rPr>
         <w:t>1.3 Proposed Solution</w:t>
       </w:r>
-      <w:bookmarkEnd w:id="10"/>
+      <w:bookmarkEnd w:id="11"/>
     </w:p>
     <w:p>
       <w:pPr>
@@ -7718,7 +7737,7 @@
           <w:color w:val="000000" w:themeColor="text1"/>
         </w:rPr>
       </w:pPr>
-      <w:bookmarkStart w:id="11" w:name="_Toc232000237"/>
+      <w:bookmarkStart w:id="12" w:name="_Toc232000237"/>
       <w:r>
         <w:rPr>
           <w:rFonts w:ascii="Times New Roman" w:hAnsi="Times New Roman" w:cs="Times New Roman"/>
@@ -7727,7 +7746,7 @@
         <w:lastRenderedPageBreak/>
         <w:t>1.4 Project Objectives</w:t>
       </w:r>
-      <w:bookmarkEnd w:id="11"/>
+      <w:bookmarkEnd w:id="12"/>
     </w:p>
     <w:p>
       <w:pPr>
@@ -7739,7 +7758,7 @@
           <w:szCs w:val="24"/>
         </w:rPr>
       </w:pPr>
-      <w:bookmarkStart w:id="12" w:name="_Toc232000238"/>
+      <w:bookmarkStart w:id="13" w:name="_Toc232000238"/>
       <w:r>
         <w:rPr>
           <w:rFonts w:ascii="Times New Roman" w:hAnsi="Times New Roman" w:cs="Times New Roman"/>
@@ -7748,7 +7767,7 @@
         </w:rPr>
         <w:t>1.4.1 Main Objective</w:t>
       </w:r>
-      <w:bookmarkEnd w:id="12"/>
+      <w:bookmarkEnd w:id="13"/>
     </w:p>
     <w:p>
       <w:pPr>
@@ -7782,7 +7801,7 @@
           <w:szCs w:val="24"/>
         </w:rPr>
       </w:pPr>
-      <w:bookmarkStart w:id="13" w:name="_Toc232000239"/>
+      <w:bookmarkStart w:id="14" w:name="_Toc232000239"/>
       <w:r>
         <w:rPr>
           <w:rFonts w:ascii="Times New Roman" w:hAnsi="Times New Roman" w:cs="Times New Roman"/>
@@ -7791,7 +7810,7 @@
         </w:rPr>
         <w:t>Specific Objectives</w:t>
       </w:r>
-      <w:bookmarkEnd w:id="13"/>
+      <w:bookmarkEnd w:id="14"/>
     </w:p>
     <w:p>
       <w:pPr>
@@ -7978,7 +7997,7 @@
           <w:color w:val="000000" w:themeColor="text1"/>
         </w:rPr>
       </w:pPr>
-      <w:bookmarkStart w:id="14" w:name="_Toc232000240"/>
+      <w:bookmarkStart w:id="15" w:name="_Toc232000240"/>
       <w:r>
         <w:rPr>
           <w:rFonts w:ascii="Times New Roman" w:hAnsi="Times New Roman" w:cs="Times New Roman"/>
@@ -7986,7 +8005,7 @@
         </w:rPr>
         <w:t>Research Questions</w:t>
       </w:r>
-      <w:bookmarkEnd w:id="14"/>
+      <w:bookmarkEnd w:id="15"/>
     </w:p>
     <w:p>
       <w:pPr>
@@ -8172,7 +8191,7 @@
           <w:color w:val="000000" w:themeColor="text1"/>
         </w:rPr>
       </w:pPr>
-      <w:bookmarkStart w:id="15" w:name="_Toc232000241"/>
+      <w:bookmarkStart w:id="16" w:name="_Toc232000241"/>
       <w:r>
         <w:rPr>
           <w:rFonts w:ascii="Times New Roman" w:hAnsi="Times New Roman" w:cs="Times New Roman"/>
@@ -8181,7 +8200,7 @@
         <w:lastRenderedPageBreak/>
         <w:t>1.6 Project Scope</w:t>
       </w:r>
-      <w:bookmarkEnd w:id="15"/>
+      <w:bookmarkEnd w:id="16"/>
     </w:p>
     <w:p>
       <w:pPr>
@@ -8211,7 +8230,7 @@
           <w:szCs w:val="24"/>
         </w:rPr>
       </w:pPr>
-      <w:bookmarkStart w:id="16" w:name="_Toc232000242"/>
+      <w:bookmarkStart w:id="17" w:name="_Toc232000242"/>
       <w:r>
         <w:rPr>
           <w:rFonts w:ascii="Times New Roman" w:hAnsi="Times New Roman" w:cs="Times New Roman"/>
@@ -8220,7 +8239,7 @@
         </w:rPr>
         <w:t>In Scope</w:t>
       </w:r>
-      <w:bookmarkEnd w:id="16"/>
+      <w:bookmarkEnd w:id="17"/>
     </w:p>
     <w:p>
       <w:pPr>
@@ -8381,7 +8400,7 @@
           <w:szCs w:val="24"/>
         </w:rPr>
       </w:pPr>
-      <w:bookmarkStart w:id="17" w:name="_Toc232000243"/>
+      <w:bookmarkStart w:id="18" w:name="_Toc232000243"/>
       <w:r>
         <w:rPr>
           <w:rFonts w:ascii="Times New Roman" w:hAnsi="Times New Roman" w:cs="Times New Roman"/>
@@ -8390,7 +8409,7 @@
         </w:rPr>
         <w:t>Out of Scope</w:t>
       </w:r>
-      <w:bookmarkEnd w:id="17"/>
+      <w:bookmarkEnd w:id="18"/>
     </w:p>
     <w:p>
       <w:pPr>
@@ -8516,7 +8535,7 @@
           <w:color w:val="000000" w:themeColor="text1"/>
         </w:rPr>
       </w:pPr>
-      <w:bookmarkStart w:id="18" w:name="_Toc232000244"/>
+      <w:bookmarkStart w:id="19" w:name="_Toc232000244"/>
       <w:r>
         <w:rPr>
           <w:rFonts w:ascii="Times New Roman" w:hAnsi="Times New Roman" w:cs="Times New Roman"/>
@@ -8524,7 +8543,7 @@
         </w:rPr>
         <w:t>1.7 Project Justification</w:t>
       </w:r>
-      <w:bookmarkEnd w:id="18"/>
+      <w:bookmarkEnd w:id="19"/>
     </w:p>
     <w:p>
       <w:pPr>
@@ -8661,7 +8680,7 @@
           <w:color w:val="000000" w:themeColor="text1"/>
         </w:rPr>
       </w:pPr>
-      <w:bookmarkStart w:id="19" w:name="_Toc232000245"/>
+      <w:bookmarkStart w:id="20" w:name="_Toc232000245"/>
       <w:r>
         <w:rPr>
           <w:rFonts w:ascii="Times New Roman" w:hAnsi="Times New Roman" w:cs="Times New Roman"/>
@@ -8669,7 +8688,7 @@
         </w:rPr>
         <w:t>1.8 Project Risks and Mitigation Strategies</w:t>
       </w:r>
-      <w:bookmarkEnd w:id="19"/>
+      <w:bookmarkEnd w:id="20"/>
     </w:p>
     <w:tbl>
       <w:tblPr>
@@ -9204,7 +9223,7 @@
           <w:color w:val="000000" w:themeColor="text1"/>
         </w:rPr>
       </w:pPr>
-      <w:bookmarkStart w:id="20" w:name="_Toc232000287"/>
+      <w:bookmarkStart w:id="21" w:name="_Toc232000287"/>
       <w:r>
         <w:rPr>
           <w:color w:val="000000" w:themeColor="text1"/>
@@ -9249,7 +9268,7 @@
         </w:rPr>
         <w:t>: Project Risks and Mitigation Strategies</w:t>
       </w:r>
-      <w:bookmarkEnd w:id="20"/>
+      <w:bookmarkEnd w:id="21"/>
     </w:p>
     <w:p>
       <w:pPr>
@@ -9260,7 +9279,7 @@
           <w:color w:val="000000" w:themeColor="text1"/>
         </w:rPr>
       </w:pPr>
-      <w:bookmarkStart w:id="21" w:name="_Toc232000246"/>
+      <w:bookmarkStart w:id="22" w:name="_Toc232000246"/>
       <w:r>
         <w:rPr>
           <w:rFonts w:ascii="Times New Roman" w:hAnsi="Times New Roman" w:cs="Times New Roman"/>
@@ -9268,7 +9287,7 @@
         </w:rPr>
         <w:t>1.9 Project Budget</w:t>
       </w:r>
-      <w:bookmarkEnd w:id="21"/>
+      <w:bookmarkEnd w:id="22"/>
     </w:p>
     <w:tbl>
       <w:tblPr>
@@ -10131,7 +10150,7 @@
           <w:color w:val="000000" w:themeColor="text1"/>
         </w:rPr>
       </w:pPr>
-      <w:bookmarkStart w:id="22" w:name="_Toc232000288"/>
+      <w:bookmarkStart w:id="23" w:name="_Toc232000288"/>
       <w:r>
         <w:rPr>
           <w:color w:val="000000" w:themeColor="text1"/>
@@ -10176,7 +10195,7 @@
         </w:rPr>
         <w:t>: Project Budget</w:t>
       </w:r>
-      <w:bookmarkEnd w:id="22"/>
+      <w:bookmarkEnd w:id="23"/>
     </w:p>
     <w:p>
       <w:pPr>
@@ -10187,7 +10206,7 @@
           <w:color w:val="000000" w:themeColor="text1"/>
         </w:rPr>
       </w:pPr>
-      <w:bookmarkStart w:id="23" w:name="_Toc232000247"/>
+      <w:bookmarkStart w:id="24" w:name="_Toc232000247"/>
       <w:r>
         <w:rPr>
           <w:rFonts w:ascii="Times New Roman" w:hAnsi="Times New Roman" w:cs="Times New Roman"/>
@@ -10195,7 +10214,7 @@
         </w:rPr>
         <w:t>1.10 Project Schedule</w:t>
       </w:r>
-      <w:bookmarkEnd w:id="23"/>
+      <w:bookmarkEnd w:id="24"/>
     </w:p>
     <w:p>
       <w:pPr>
@@ -10935,18 +10954,7 @@
                 <w:sz w:val="24"/>
                 <w:szCs w:val="24"/>
               </w:rPr>
-              <w:t xml:space="preserve"> rehear</w:t>
-            </w:r>
-            <w:bookmarkStart w:id="24" w:name="_GoBack"/>
-            <w:bookmarkEnd w:id="24"/>
-            <w:r>
-              <w:rPr>
-                <w:rFonts w:ascii="Times New Roman" w:hAnsi="Times New Roman" w:cs="Times New Roman"/>
-                <w:color w:val="000000"/>
-                <w:sz w:val="24"/>
-                <w:szCs w:val="24"/>
-              </w:rPr>
-              <w:t>sal</w:t>
+              <w:t xml:space="preserve"> rehearsal</w:t>
             </w:r>
           </w:p>
         </w:tc>
@@ -20865,28 +20873,28 @@
     <w:charset w:val="00"/>
     <w:family w:val="roman"/>
     <w:pitch w:val="variable"/>
-    <w:sig w:usb0="E0002AFF" w:usb1="C0007843" w:usb2="00000009" w:usb3="00000000" w:csb0="000001FF" w:csb1="00000000"/>
+    <w:sig w:usb0="E0002EFF" w:usb1="C000785B" w:usb2="00000009" w:usb3="00000000" w:csb0="000001FF" w:csb1="00000000"/>
   </w:font>
   <w:font w:name="Arial">
     <w:panose1 w:val="020B0604020202020204"/>
     <w:charset w:val="00"/>
     <w:family w:val="swiss"/>
     <w:pitch w:val="variable"/>
-    <w:sig w:usb0="E0002AFF" w:usb1="C0007843" w:usb2="00000009" w:usb3="00000000" w:csb0="000001FF" w:csb1="00000000"/>
+    <w:sig w:usb0="E0002EFF" w:usb1="C000785B" w:usb2="00000009" w:usb3="00000000" w:csb0="000001FF" w:csb1="00000000"/>
   </w:font>
   <w:font w:name="Calibri Light">
     <w:panose1 w:val="020F0302020204030204"/>
     <w:charset w:val="00"/>
     <w:family w:val="swiss"/>
     <w:pitch w:val="variable"/>
-    <w:sig w:usb0="A00002EF" w:usb1="4000207B" w:usb2="00000000" w:usb3="00000000" w:csb0="0000009F" w:csb1="00000000"/>
+    <w:sig w:usb0="E4002EFF" w:usb1="C200247B" w:usb2="00000009" w:usb3="00000000" w:csb0="000001FF" w:csb1="00000000"/>
   </w:font>
   <w:font w:name="Calibri">
     <w:panose1 w:val="020F0502020204030204"/>
     <w:charset w:val="00"/>
     <w:family w:val="swiss"/>
     <w:pitch w:val="variable"/>
-    <w:sig w:usb0="E00002FF" w:usb1="4000ACFF" w:usb2="00000001" w:usb3="00000000" w:csb0="0000019F" w:csb1="00000000"/>
+    <w:sig w:usb0="E4002EFF" w:usb1="C200247B" w:usb2="00000009" w:usb3="00000000" w:csb0="000001FF" w:csb1="00000000"/>
   </w:font>
 </w:fonts>
 </file>
@@ -20908,6 +20916,7 @@
   <w:rsids>
     <w:rsidRoot w:val="00213DDA"/>
     <w:rsid w:val="00213DDA"/>
+    <w:rsid w:val="008F67C9"/>
   </w:rsids>
   <m:mathPr>
     <m:mathFont m:val="Cambria Math"/>
@@ -21669,7 +21678,7 @@
 </file>
 
 <file path=customXml/itemProps1.xml><?xml version="1.0" encoding="utf-8"?>
-<ds:datastoreItem xmlns:ds="http://schemas.openxmlformats.org/officeDocument/2006/customXml" ds:itemID="{2E178F4B-FC08-4868-86D1-A4C863E86821}">
+<ds:datastoreItem xmlns:ds="http://schemas.openxmlformats.org/officeDocument/2006/customXml" ds:itemID="{35E673AE-06FC-4ED1-932F-9E88959DA24B}">
   <ds:schemaRefs>
     <ds:schemaRef ds:uri="http://schemas.openxmlformats.org/officeDocument/2006/bibliography"/>
   </ds:schemaRefs>
